--- a/5 лаба/Обработка.docx
+++ b/5 лаба/Обработка.docx
@@ -421,14 +421,8 @@
                 <w:szCs w:val="28"/>
               </w:rPr>
             </w:pPr>
-            <w:r>
-              <w:rPr>
-                <w:rFonts w:ascii="Times New Roman" w:hAnsi="Times New Roman" w:cs="Times New Roman"/>
-                <w:sz w:val="28"/>
-                <w:szCs w:val="28"/>
-              </w:rPr>
-              <w:t>Студент гр. 4371</w:t>
-            </w:r>
+            <w:bookmarkStart w:id="2" w:name="_GoBack"/>
+            <w:bookmarkEnd w:id="2"/>
           </w:p>
         </w:tc>
         <w:tc>
@@ -468,14 +462,6 @@
                 <w:szCs w:val="28"/>
               </w:rPr>
             </w:pPr>
-            <w:r>
-              <w:rPr>
-                <w:rFonts w:ascii="Times New Roman" w:hAnsi="Times New Roman" w:cs="Times New Roman"/>
-                <w:sz w:val="28"/>
-                <w:szCs w:val="28"/>
-              </w:rPr>
-              <w:t>Дергунов К. А.</w:t>
-            </w:r>
           </w:p>
         </w:tc>
       </w:tr>
@@ -497,14 +483,6 @@
                 <w:szCs w:val="28"/>
               </w:rPr>
             </w:pPr>
-            <w:r>
-              <w:rPr>
-                <w:rFonts w:ascii="Times New Roman" w:hAnsi="Times New Roman" w:cs="Times New Roman"/>
-                <w:sz w:val="28"/>
-                <w:szCs w:val="28"/>
-              </w:rPr>
-              <w:t>Студент гр. 4371</w:t>
-            </w:r>
           </w:p>
         </w:tc>
         <w:tc>
@@ -544,14 +522,6 @@
                 <w:szCs w:val="28"/>
               </w:rPr>
             </w:pPr>
-            <w:r>
-              <w:rPr>
-                <w:rFonts w:ascii="Times New Roman" w:hAnsi="Times New Roman" w:cs="Times New Roman"/>
-                <w:sz w:val="28"/>
-                <w:szCs w:val="28"/>
-              </w:rPr>
-              <w:t>Симбирцев С. А.</w:t>
-            </w:r>
           </w:p>
         </w:tc>
       </w:tr>
@@ -620,14 +590,6 @@
                 <w:szCs w:val="28"/>
               </w:rPr>
             </w:pPr>
-            <w:r>
-              <w:rPr>
-                <w:rFonts w:ascii="Times New Roman" w:hAnsi="Times New Roman" w:cs="Times New Roman"/>
-                <w:sz w:val="28"/>
-                <w:szCs w:val="28"/>
-              </w:rPr>
-              <w:t>Галета А. А.</w:t>
-            </w:r>
           </w:p>
         </w:tc>
       </w:tr>
@@ -1111,7 +1073,25 @@
           <w:sz w:val="28"/>
           <w:szCs w:val="28"/>
         </w:rPr>
-        <w:t xml:space="preserve">, выделяемую на участке резистивного делителя с помощью цифрового вольтметра и образцового резистора известного сопротивления. Результат однократного измерения мощности записать в виде </w:t>
+        <w:t>, выделяемую на уча</w:t>
+      </w:r>
+      <w:proofErr w:type="spellStart"/>
+      <w:r>
+        <w:rPr>
+          <w:rFonts w:ascii="Times New Roman" w:hAnsi="Times New Roman" w:cs="Times New Roman"/>
+          <w:sz w:val="28"/>
+          <w:szCs w:val="28"/>
+        </w:rPr>
+        <w:t>стке</w:t>
+      </w:r>
+      <w:proofErr w:type="spellEnd"/>
+      <w:r>
+        <w:rPr>
+          <w:rFonts w:ascii="Times New Roman" w:hAnsi="Times New Roman" w:cs="Times New Roman"/>
+          <w:sz w:val="28"/>
+          <w:szCs w:val="28"/>
+        </w:rPr>
+        <w:t xml:space="preserve"> резистивного делителя с помощью цифрового вольтметра и образцового резистора известного сопротивления. Результат однократного измерения мощности записать в виде </w:t>
       </w:r>
       <m:oMath>
         <m:sSub>
@@ -9150,7 +9130,7 @@
             </w:rPr>
             <m:t xml:space="preserve"> =</m:t>
           </m:r>
-          <w:bookmarkStart w:id="2" w:name="_Hlk241229859"/>
+          <w:bookmarkStart w:id="3" w:name="_Hlk241229859"/>
           <m:r>
             <w:rPr>
               <w:rFonts w:ascii="Cambria Math" w:hAnsi="Cambria Math" w:cs="Times New Roman"/>
@@ -9231,7 +9211,7 @@
               </m:d>
             </m:e>
           </m:rad>
-          <w:bookmarkEnd w:id="2"/>
+          <w:bookmarkEnd w:id="3"/>
           <m:r>
             <w:rPr>
               <w:rFonts w:ascii="Cambria Math" w:hAnsi="Cambria Math" w:cs="Times New Roman"/>
@@ -9410,7 +9390,7 @@
         <w:t>Доверительный интервал погрешности результата измерений:</w:t>
       </w:r>
     </w:p>
-    <w:bookmarkStart w:id="3" w:name="_Hlk241233482"/>
+    <w:bookmarkStart w:id="4" w:name="_Hlk241233482"/>
     <w:p>
       <w:pPr>
         <w:spacing w:line="360" w:lineRule="auto"/>
@@ -9734,7 +9714,7 @@
         <w:t xml:space="preserve"> = 2,14</w:t>
       </w:r>
     </w:p>
-    <w:bookmarkEnd w:id="3"/>
+    <w:bookmarkEnd w:id="4"/>
     <w:p>
       <w:pPr>
         <w:spacing w:line="360" w:lineRule="auto"/>
@@ -9839,15 +9819,7 @@
           <w:sz w:val="28"/>
           <w:szCs w:val="28"/>
         </w:rPr>
-        <w:t>где 0,1337 В — инструментальная погрешность вольтметра при Ū</w:t>
-      </w:r>
-      <w:r>
-        <w:rPr>
-          <w:rFonts w:ascii="Times New Roman" w:hAnsi="Times New Roman" w:cs="Times New Roman"/>
-          <w:sz w:val="28"/>
-          <w:szCs w:val="28"/>
-        </w:rPr>
-        <w:t xml:space="preserve"> = 7,21 В (предел 20 В): δ = 1,5 + 0,2·(20/7,21 − 1) = 1,85 %.</w:t>
+        <w:t>где 0,1337 В — инструментальная погрешность вольтметра при Ū = 7,21 В (предел 20 В): δ = 1,5 + 0,2·(20/7,21 − 1) = 1,85 %.</w:t>
       </w:r>
     </w:p>
     <w:p>
@@ -9917,7 +9889,7 @@
             </w:rPr>
             <m:t>=</m:t>
           </m:r>
-          <w:bookmarkStart w:id="4" w:name="_Hlk241229650"/>
+          <w:bookmarkStart w:id="5" w:name="_Hlk241229650"/>
           <m:acc>
             <m:accPr>
               <m:chr m:val="̅"/>
@@ -9939,7 +9911,7 @@
               </m:r>
             </m:e>
           </m:acc>
-          <w:bookmarkEnd w:id="4"/>
+          <w:bookmarkEnd w:id="5"/>
           <m:r>
             <w:rPr>
               <w:rFonts w:ascii="Cambria Math" w:hAnsi="Cambria Math" w:cs="Times New Roman"/>
@@ -13972,7 +13944,7 @@
         <w:t>Оценка дисперсии случайной погрешности измерений</w:t>
       </w:r>
     </w:p>
-    <w:bookmarkStart w:id="5" w:name="_Hlk241187822"/>
+    <w:bookmarkStart w:id="6" w:name="_Hlk241187822"/>
     <w:p>
       <w:pPr>
         <w:spacing w:line="360" w:lineRule="auto"/>
@@ -14292,7 +14264,7 @@
               </m:ctrlPr>
             </m:e>
           </m:nary>
-          <w:bookmarkEnd w:id="5"/>
+          <w:bookmarkEnd w:id="6"/>
           <m:r>
             <w:rPr>
               <w:rFonts w:ascii="Cambria Math" w:eastAsiaTheme="minorEastAsia" w:hAnsi="Cambria Math" w:cs="Times New Roman"/>
@@ -14344,7 +14316,7 @@
         </m:oMath>
       </m:oMathPara>
     </w:p>
-    <w:bookmarkStart w:id="6" w:name="_Hlk241187880"/>
+    <w:bookmarkStart w:id="7" w:name="_Hlk241187880"/>
     <w:p>
       <w:pPr>
         <w:spacing w:line="360" w:lineRule="auto"/>
@@ -14614,7 +14586,7 @@
               </m:ctrlPr>
             </m:e>
           </m:nary>
-          <w:bookmarkEnd w:id="6"/>
+          <w:bookmarkEnd w:id="7"/>
           <m:r>
             <w:rPr>
               <w:rFonts w:ascii="Cambria Math" w:hAnsi="Cambria Math" w:cs="Times New Roman"/>
@@ -15205,7 +15177,7 @@
           <w:szCs w:val="26"/>
         </w:rPr>
       </w:pPr>
-      <w:bookmarkStart w:id="7" w:name="_Hlk241188066"/>
+      <w:bookmarkStart w:id="8" w:name="_Hlk241188066"/>
       <m:oMathPara>
         <m:oMathParaPr>
           <m:jc m:val="center"/>
@@ -15630,6 +15602,7 @@
         </w:rPr>
         <w:t xml:space="preserve">15 равен: </w:t>
       </w:r>
+      <w:proofErr w:type="spellStart"/>
       <w:r>
         <w:rPr>
           <w:rFonts w:ascii="Times New Roman" w:hAnsi="Times New Roman" w:cs="Times New Roman"/>
@@ -15649,6 +15622,7 @@
         </w:rPr>
         <w:t>p</w:t>
       </w:r>
+      <w:proofErr w:type="spellEnd"/>
       <w:r>
         <w:rPr>
           <w:rFonts w:ascii="Times New Roman" w:hAnsi="Times New Roman" w:cs="Times New Roman"/>
@@ -16056,8 +16030,6 @@
           <w:szCs w:val="26"/>
         </w:rPr>
       </w:pPr>
-      <w:bookmarkStart w:id="8" w:name="_GoBack"/>
-      <w:bookmarkEnd w:id="8"/>
       <w:r>
         <w:rPr>
           <w:rFonts w:ascii="Times New Roman" w:eastAsiaTheme="minorEastAsia" w:hAnsi="Times New Roman" w:cs="Times New Roman"/>
@@ -16962,7 +16934,7 @@
           </m:r>
         </m:oMath>
       </m:oMathPara>
-      <w:bookmarkEnd w:id="7"/>
+      <w:bookmarkEnd w:id="8"/>
     </w:p>
     <w:p>
       <w:pPr>
